--- a/Introduccion a la Ingenieria/Kit docente/Clase 10/Solucion Taller Clase 10 - Prototipo de baja fidelidad.docx
+++ b/Introduccion a la Ingenieria/Kit docente/Clase 10/Solucion Taller Clase 10 - Prototipo de baja fidelidad.docx
@@ -38,6 +38,7 @@
       <w:r>
         <w:rPr>
           <w:rFonts w:ascii="Consolas" w:hAnsi="Consolas"/>
+          <w:b w:val="0"/>
           <w:i/>
           <w:color w:val="111111"/>
           <w:sz w:val="20"/>
@@ -1528,7 +1529,7 @@
           <w:color w:val="4A4A49"/>
           <w:sz w:val="22"/>
         </w:rPr>
-        <w:t>: obligan a decidir lo que el relleno permite postergar. Si hubieran escrito «botón aquí», la pregunta no habría aparecido hasta la sesión 12, con un usuario delante.</w:t>
+        <w:t>: obligan a decidir lo que el relleno permite postergar. Si hubieran escrito «botón aquí», la pregunta no habría aparecido hasta la Clase 12, con un usuario delante.</w:t>
       </w:r>
     </w:p>
     <w:p>
@@ -1959,7 +1960,7 @@
           <w:color w:val="4A4A49"/>
           <w:sz w:val="22"/>
         </w:rPr>
-        <w:t xml:space="preserve"> Si planean probar entre ellos, corríjalo hoy — es la trampa de la sesión 8 reapareciendo y arruina la sesión 12. Valore que estén escritas las reglas del que aplica la prueba: sin ellas, el equipo ayuda al usuario sin darse cuenta y la prueba no mide nada.</w:t>
+        <w:t xml:space="preserve"> Si planean probar entre ellos, corríjalo hoy — es la trampa de la sesión 8 reapareciendo y arruina la Clase 12. Valore que estén escritas las reglas del que aplica la prueba: sin ellas, el equipo ayuda al usuario sin darse cuenta y la prueba no mide nada.</w:t>
       </w:r>
     </w:p>
     <w:p>
@@ -2149,7 +2150,7 @@
                 <w:color w:val="4A4A49"/>
                 <w:sz w:val="20"/>
               </w:rPr>
-              <w:t>Un botón sin destino es una decisión que va a tomar el usuario por ustedes, mal, en la sesión 12.</w:t>
+              <w:t>Un botón sin destino es una decisión que va a tomar el usuario por ustedes, mal, en la Clase 12.</w:t>
             </w:r>
           </w:p>
         </w:tc>
@@ -2302,7 +2303,7 @@
                 <w:color w:val="4A4A49"/>
                 <w:sz w:val="20"/>
               </w:rPr>
-              <w:t>Es lo que hace posible la validación de la sesión 12: se pide hacer, no opinar.</w:t>
+              <w:t>Es lo que hace posible la validación de la Clase 12: se pide hacer, no opinar.</w:t>
             </w:r>
           </w:p>
         </w:tc>
@@ -2370,7 +2371,7 @@
           <w:color w:val="4A4A49"/>
           <w:sz w:val="22"/>
         </w:rPr>
-        <w:t xml:space="preserve"> Es el desperdicio de taller más común de esta sesión. Córtelo en caliente y con el argumento, no con la orden: la paradoja de la fidelidad dice que cuanto más terminado se vea, menos crítica útil van a recibir en la sesión 12, así que </w:t>
+        <w:t xml:space="preserve"> Es el desperdicio de taller más común de esta sesión. Córtelo en caliente y con el argumento, no con la orden: la paradoja de la fidelidad dice que cuanto más terminado se vea, menos crítica útil van a recibir en la Clase 12, así que </w:t>
       </w:r>
       <w:r>
         <w:rPr>
@@ -2617,7 +2618,7 @@
           <w:color w:val="4A4A49"/>
           <w:sz w:val="22"/>
         </w:rPr>
-        <w:t xml:space="preserve"> → La fidelidad alta reduce la crítica útil: pulir hoy es perder información en la sesión 12. El estado de error y los textos reales. Los colores, en la sesión 14.</w:t>
+        <w:t xml:space="preserve"> → La fidelidad alta reduce la crítica útil: pulir hoy es perder información en la Clase 12. El estado de error y los textos reales. Los colores, en la Clase 14.</w:t>
       </w:r>
     </w:p>
     <w:p>
@@ -2677,7 +2678,7 @@
           <w:color w:val="4A4A49"/>
           <w:sz w:val="22"/>
         </w:rPr>
-        <w:t xml:space="preserve">, y se hace feo a propósito para que la gente se atreva a decir lo que está mal. Repita las tres exigencias concretas, porque son las que van a definir la nota y la calidad de la sesión 12: textos reales, estado de error con salida, datos inventados. Vale la pena cerrar con el hallazgo del caso modelo, que es pequeño y memorable: la línea «lista actualizada el viernes a las 6:00 p. m.» es la manera de ser honesto en la interfaz con el sacrificio que el equipo aceptó en la sesión 8 — sin esa línea, la solución miente por omisión, y con ella el usuario decide por sí mismo si vale la pena el viaje. Es una decisión de diseño de dos segundos que nace de un análisis de dos sesiones atrás, y esa cadena es lo que se está enseñando. Anuncie la sesión 11: prototipo v2 con IA autorizada, con entrega del prompt y de las correcciones, y </w:t>
+        <w:t xml:space="preserve">, y se hace feo a propósito para que la gente se atreva a decir lo que está mal. Repita las tres exigencias concretas, porque son las que van a definir la nota y la calidad de la Clase 12: textos reales, estado de error con salida, datos inventados. Vale la pena cerrar con el hallazgo del caso modelo, que es pequeño y memorable: la línea «lista actualizada el viernes a las 6:00 p. m.» es la manera de ser honesto en la interfaz con el sacrificio que el equipo aceptó en la sesión 8 — sin esa línea, la solución miente por omisión, y con ella el usuario decide por sí mismo si vale la pena el viaje. Es una decisión de diseño de dos segundos que nace de un análisis de dos sesiones atrás, y esa cadena es lo que se está enseñando. Anuncie la sesión 11: prototipo v2 con IA autorizada, con entrega del prompt y de las correcciones, y </w:t>
       </w:r>
       <w:r>
         <w:rPr>
@@ -2804,7 +2805,7 @@
           <w:color w:val="4A4A49"/>
           <w:sz w:val="22"/>
         </w:rPr>
-        <w:t>sesión 12</w:t>
+        <w:t>Clase 12</w:t>
       </w:r>
       <w:r>
         <w:rPr>
@@ -2820,7 +2821,7 @@
           <w:color w:val="4A4A49"/>
           <w:sz w:val="22"/>
         </w:rPr>
-        <w:t>sesión 14</w:t>
+        <w:t>Clase 14</w:t>
       </w:r>
       <w:r>
         <w:rPr>
